--- a/小野町_引継ぎ_整理済/11_見える化出力依頼/小野町_介護SCRの確認と見える化の出力依頼_20261020.docx
+++ b/小野町_引継ぎ_整理済/11_見える化出力依頼/小野町_介護SCRの確認と見える化の出力依頼_20261020.docx
@@ -315,7 +315,7 @@
             <w:b/>
             <w:sz w:val="22"/>
           </w:rPr>
-          <w:t xml:space="preserve">4　素案への反映案</w:t>
+          <w:t xml:space="preserve">4　将来推計（2025〜2050年）</w:t>
         </w:r>
         <w:r>
           <w:rPr>
@@ -377,7 +377,7 @@
             <w:b/>
             <w:sz w:val="22"/>
           </w:rPr>
-          <w:t xml:space="preserve">5　見える化システムから出力をお願いしたいもの</w:t>
+          <w:t xml:space="preserve">5　素案への反映案</w:t>
         </w:r>
         <w:r>
           <w:rPr>
@@ -399,6 +399,68 @@
             <w:sz w:val="20"/>
           </w:rPr>
           <w:instrText xml:space="preserve"> PAGEREF _Toc_005 \h </w:instrText>
+        </w:r>
+        <w:r>
+          <w:rPr>
+            <w:rFonts w:ascii="游ゴシック" w:hAnsi="游ゴシック" w:eastAsia="游ゴシック"/>
+            <w:sz w:val="20"/>
+          </w:rPr>
+          <w:fldChar w:fldCharType="separate"/>
+        </w:r>
+        <w:r>
+          <w:rPr>
+            <w:rFonts w:ascii="游ゴシック" w:hAnsi="游ゴシック" w:eastAsia="游ゴシック"/>
+            <w:b/>
+            <w:sz w:val="20"/>
+          </w:rPr>
+          <w:t xml:space="preserve">－</w:t>
+        </w:r>
+        <w:r>
+          <w:rPr>
+            <w:rFonts w:ascii="游ゴシック" w:hAnsi="游ゴシック" w:eastAsia="游ゴシック"/>
+            <w:sz w:val="20"/>
+          </w:rPr>
+          <w:fldChar w:fldCharType="end"/>
+        </w:r>
+      </w:hyperlink>
+    </w:p>
+    <w:p>
+      <w:pPr>
+        <w:tabs>
+          <w:tab w:pos="9751" w:val="right" w:leader="dot"/>
+        </w:tabs>
+        <w:spacing w:before="20" w:after="20" w:line="252" w:lineRule="auto"/>
+        <w:ind w:left="0"/>
+      </w:pPr>
+      <w:hyperlink w:anchor="_Toc_006">
+        <w:r>
+          <w:rPr>
+            <w:rFonts w:ascii="游ゴシック" w:hAnsi="游ゴシック" w:eastAsia="游ゴシック"/>
+            <w:b/>
+            <w:sz w:val="22"/>
+          </w:rPr>
+          <w:t xml:space="preserve">6　見える化システムから出力をお願いしたいもの</w:t>
+        </w:r>
+        <w:r>
+          <w:rPr>
+            <w:rFonts w:ascii="游ゴシック" w:hAnsi="游ゴシック" w:eastAsia="游ゴシック"/>
+            <w:sz w:val="20"/>
+          </w:rPr>
+          <w:tab/>
+        </w:r>
+        <w:r>
+          <w:rPr>
+            <w:rFonts w:ascii="游ゴシック" w:hAnsi="游ゴシック" w:eastAsia="游ゴシック"/>
+            <w:sz w:val="20"/>
+          </w:rPr>
+          <w:fldChar w:fldCharType="begin"/>
+        </w:r>
+        <w:r>
+          <w:rPr>
+            <w:rFonts w:ascii="游ゴシック" w:hAnsi="游ゴシック" w:eastAsia="游ゴシック"/>
+            <w:sz w:val="20"/>
+          </w:rPr>
+          <w:instrText xml:space="preserve"> PAGEREF _Toc_006 \h </w:instrText>
         </w:r>
         <w:r>
           <w:rPr>
@@ -748,7 +810,30 @@
           <w:i w:val="0"/>
           <w:sz w:val="17"/>
         </w:rPr>
-        <w:t xml:space="preserve"> 値の出方から事業所所在地ベースと判断したが、提供元に確かめたい。将来推計のファイル（SCRPACKRWELPRED2025_2050）は留意点の資料の別添1に載っているが、受領していない。</w:t>
+        <w:t xml:space="preserve"> 値の出方から事業所所在地ベースと判断したが、提供元に確かめたい。</w:t>
+      </w:r>
+    </w:p>
+    <w:p>
+      <w:pPr>
+        <w:spacing w:before="60" w:after="60"/>
+      </w:pPr>
+      <w:r>
+        <w:rPr>
+          <w:rFonts w:ascii="游ゴシック" w:hAnsi="游ゴシック" w:eastAsia="游ゴシック"/>
+          <w:b/>
+          <w:i w:val="0"/>
+          <w:sz w:val="21"/>
+        </w:rPr>
+        <w:t>将来推計のファイル（SCRPACKRWELPRED2025_2050）も追加で受領しました</w:t>
+      </w:r>
+      <w:r>
+        <w:rPr>
+          <w:rFonts w:ascii="游ゴシック" w:hAnsi="游ゴシック" w:eastAsia="游ゴシック"/>
+          <w:b w:val="0"/>
+          <w:i w:val="0"/>
+          <w:sz w:val="21"/>
+        </w:rPr>
+        <w:t>（7z形式の4分割を結合して展開。6節）。</w:t>
       </w:r>
     </w:p>
     <w:p>
@@ -4125,9 +4210,32 @@
           <w:color w:val="2E74B5"/>
           <w:sz w:val="30"/>
         </w:rPr>
-        <w:t>4　素案への反映案</w:t>
+        <w:t>4　将来推計（2025〜2050年）</w:t>
       </w:r>
       <w:bookmarkEnd w:id="104"/>
+    </w:p>
+    <w:p>
+      <w:pPr>
+        <w:spacing w:before="60" w:after="60"/>
+      </w:pPr>
+      <w:r>
+        <w:rPr>
+          <w:rFonts w:ascii="游ゴシック" w:hAnsi="游ゴシック" w:eastAsia="游ゴシック"/>
+          <w:b/>
+          <w:i w:val="0"/>
+          <w:sz w:val="21"/>
+        </w:rPr>
+        <w:t>将来推計は、2023年度の性・年齢階級別の利用の出現率を据え置き、社人研の推計人口（2023年推計）を掛けたもので、2025年を100とします。</w:t>
+      </w:r>
+      <w:r>
+        <w:rPr>
+          <w:rFonts w:ascii="游ゴシック" w:hAnsi="游ゴシック" w:eastAsia="游ゴシック"/>
+          <w:b w:val="0"/>
+          <w:i w:val="0"/>
+          <w:sz w:val="21"/>
+        </w:rPr>
+        <w:t xml:space="preserve"> 地域間の多寡ではなく、本町自身の需要の増減の勢いを示します。</w:t>
+      </w:r>
     </w:p>
     <w:p>
       <w:pPr>
@@ -4142,7 +4250,1913 @@
           <w:color w:val="1F4D78"/>
           <w:sz w:val="22"/>
         </w:rPr>
-        <w:t>【表3】素案への反映案</w:t>
+        <w:t>【表3】小野町の介護需要の将来推計（2025年＝100）</w:t>
+      </w:r>
+    </w:p>
+    <w:tbl>
+      <w:tblPr>
+        <w:tblW w:type="auto" w:w="0"/>
+        <w:jc w:val="center"/>
+        <w:tblLayout w:type="fixed"/>
+        <w:tblLook w:firstColumn="1" w:firstRow="1" w:lastColumn="0" w:lastRow="0" w:noHBand="0" w:noVBand="1" w:val="04A0"/>
+        <w:tblBorders>
+          <w:top w:val="single" w:sz="6" w:space="0" w:color="2E75B6"/>
+          <w:left w:val="single" w:sz="4" w:space="0" w:color="BFBFBF"/>
+          <w:bottom w:val="single" w:sz="6" w:space="0" w:color="2E75B6"/>
+          <w:right w:val="single" w:sz="4" w:space="0" w:color="BFBFBF"/>
+          <w:insideH w:val="single" w:sz="4" w:space="0" w:color="BFBFBF"/>
+          <w:insideV w:val="single" w:sz="4" w:space="0" w:color="BFBFBF"/>
+        </w:tblBorders>
+        <w:tblCellMar>
+          <w:left w:w="10" w:type="dxa"/>
+          <w:right w:w="10" w:type="dxa"/>
+        </w:tblCellMar>
+      </w:tblPr>
+      <w:tblGrid>
+        <w:gridCol w:w="2324"/>
+        <w:gridCol w:w="850"/>
+        <w:gridCol w:w="850"/>
+        <w:gridCol w:w="850"/>
+        <w:gridCol w:w="850"/>
+        <w:gridCol w:w="850"/>
+        <w:gridCol w:w="1020"/>
+        <w:gridCol w:w="1077"/>
+        <w:gridCol w:w="1077"/>
+      </w:tblGrid>
+      <w:tr>
+        <w:tc>
+          <w:tcPr>
+            <w:tcW w:type="dxa" w:w="2324"/>
+            <w:shd w:val="clear" w:fill="1F3864"/>
+            <w:vAlign w:val="center"/>
+          </w:tcPr>
+          <w:p>
+            <w:pPr>
+              <w:spacing w:before="20" w:after="20"/>
+              <w:jc w:val="center"/>
+            </w:pPr>
+            <w:r>
+              <w:rPr>
+                <w:rFonts w:ascii="游ゴシック" w:hAnsi="游ゴシック" w:eastAsia="游ゴシック"/>
+                <w:b/>
+                <w:i w:val="0"/>
+                <w:color w:val="FFFFFF"/>
+                <w:sz w:val="17"/>
+              </w:rPr>
+              <w:t>サービス区分</w:t>
+            </w:r>
+          </w:p>
+        </w:tc>
+        <w:tc>
+          <w:tcPr>
+            <w:tcW w:type="dxa" w:w="850"/>
+            <w:shd w:val="clear" w:fill="1F3864"/>
+            <w:vAlign w:val="center"/>
+          </w:tcPr>
+          <w:p>
+            <w:pPr>
+              <w:spacing w:before="20" w:after="20"/>
+              <w:jc w:val="center"/>
+            </w:pPr>
+            <w:r>
+              <w:rPr>
+                <w:rFonts w:ascii="游ゴシック" w:hAnsi="游ゴシック" w:eastAsia="游ゴシック"/>
+                <w:b/>
+                <w:i w:val="0"/>
+                <w:color w:val="FFFFFF"/>
+                <w:sz w:val="17"/>
+              </w:rPr>
+              <w:t>2030</w:t>
+            </w:r>
+          </w:p>
+        </w:tc>
+        <w:tc>
+          <w:tcPr>
+            <w:tcW w:type="dxa" w:w="850"/>
+            <w:shd w:val="clear" w:fill="1F3864"/>
+            <w:vAlign w:val="center"/>
+          </w:tcPr>
+          <w:p>
+            <w:pPr>
+              <w:spacing w:before="20" w:after="20"/>
+              <w:jc w:val="center"/>
+            </w:pPr>
+            <w:r>
+              <w:rPr>
+                <w:rFonts w:ascii="游ゴシック" w:hAnsi="游ゴシック" w:eastAsia="游ゴシック"/>
+                <w:b/>
+                <w:i w:val="0"/>
+                <w:color w:val="FFFFFF"/>
+                <w:sz w:val="17"/>
+              </w:rPr>
+              <w:t>2035</w:t>
+            </w:r>
+          </w:p>
+        </w:tc>
+        <w:tc>
+          <w:tcPr>
+            <w:tcW w:type="dxa" w:w="850"/>
+            <w:shd w:val="clear" w:fill="1F3864"/>
+            <w:vAlign w:val="center"/>
+          </w:tcPr>
+          <w:p>
+            <w:pPr>
+              <w:spacing w:before="20" w:after="20"/>
+              <w:jc w:val="center"/>
+            </w:pPr>
+            <w:r>
+              <w:rPr>
+                <w:rFonts w:ascii="游ゴシック" w:hAnsi="游ゴシック" w:eastAsia="游ゴシック"/>
+                <w:b/>
+                <w:i w:val="0"/>
+                <w:color w:val="FFFFFF"/>
+                <w:sz w:val="17"/>
+              </w:rPr>
+              <w:t>2040</w:t>
+            </w:r>
+          </w:p>
+        </w:tc>
+        <w:tc>
+          <w:tcPr>
+            <w:tcW w:type="dxa" w:w="850"/>
+            <w:shd w:val="clear" w:fill="1F3864"/>
+            <w:vAlign w:val="center"/>
+          </w:tcPr>
+          <w:p>
+            <w:pPr>
+              <w:spacing w:before="20" w:after="20"/>
+              <w:jc w:val="center"/>
+            </w:pPr>
+            <w:r>
+              <w:rPr>
+                <w:rFonts w:ascii="游ゴシック" w:hAnsi="游ゴシック" w:eastAsia="游ゴシック"/>
+                <w:b/>
+                <w:i w:val="0"/>
+                <w:color w:val="FFFFFF"/>
+                <w:sz w:val="17"/>
+              </w:rPr>
+              <w:t>2045</w:t>
+            </w:r>
+          </w:p>
+        </w:tc>
+        <w:tc>
+          <w:tcPr>
+            <w:tcW w:type="dxa" w:w="850"/>
+            <w:shd w:val="clear" w:fill="1F3864"/>
+            <w:vAlign w:val="center"/>
+          </w:tcPr>
+          <w:p>
+            <w:pPr>
+              <w:spacing w:before="20" w:after="20"/>
+              <w:jc w:val="center"/>
+            </w:pPr>
+            <w:r>
+              <w:rPr>
+                <w:rFonts w:ascii="游ゴシック" w:hAnsi="游ゴシック" w:eastAsia="游ゴシック"/>
+                <w:b/>
+                <w:i w:val="0"/>
+                <w:color w:val="FFFFFF"/>
+                <w:sz w:val="17"/>
+              </w:rPr>
+              <w:t>2050</w:t>
+            </w:r>
+          </w:p>
+        </w:tc>
+        <w:tc>
+          <w:tcPr>
+            <w:tcW w:type="dxa" w:w="1020"/>
+            <w:shd w:val="clear" w:fill="1F3864"/>
+            <w:vAlign w:val="center"/>
+          </w:tcPr>
+          <w:p>
+            <w:pPr>
+              <w:spacing w:before="20" w:after="20"/>
+              <w:jc w:val="center"/>
+            </w:pPr>
+            <w:r>
+              <w:rPr>
+                <w:rFonts w:ascii="游ゴシック" w:hAnsi="游ゴシック" w:eastAsia="游ゴシック"/>
+                <w:b/>
+                <w:i w:val="0"/>
+                <w:color w:val="FFFFFF"/>
+                <w:sz w:val="17"/>
+              </w:rPr>
+              <w:t>ピーク</w:t>
+            </w:r>
+          </w:p>
+        </w:tc>
+        <w:tc>
+          <w:tcPr>
+            <w:tcW w:type="dxa" w:w="1077"/>
+            <w:shd w:val="clear" w:fill="1F3864"/>
+            <w:vAlign w:val="center"/>
+          </w:tcPr>
+          <w:p>
+            <w:pPr>
+              <w:spacing w:before="20" w:after="20"/>
+              <w:jc w:val="center"/>
+            </w:pPr>
+            <w:r>
+              <w:rPr>
+                <w:rFonts w:ascii="游ゴシック" w:hAnsi="游ゴシック" w:eastAsia="游ゴシック"/>
+                <w:b/>
+                <w:i w:val="0"/>
+                <w:color w:val="FFFFFF"/>
+                <w:sz w:val="17"/>
+              </w:rPr>
+              <w:t>県中</w:t>
+              <w:br/>
+              <w:t>2040</w:t>
+            </w:r>
+          </w:p>
+        </w:tc>
+        <w:tc>
+          <w:tcPr>
+            <w:tcW w:type="dxa" w:w="1077"/>
+            <w:shd w:val="clear" w:fill="1F3864"/>
+            <w:vAlign w:val="center"/>
+          </w:tcPr>
+          <w:p>
+            <w:pPr>
+              <w:spacing w:before="20" w:after="20"/>
+              <w:jc w:val="center"/>
+            </w:pPr>
+            <w:r>
+              <w:rPr>
+                <w:rFonts w:ascii="游ゴシック" w:hAnsi="游ゴシック" w:eastAsia="游ゴシック"/>
+                <w:b/>
+                <w:i w:val="0"/>
+                <w:color w:val="FFFFFF"/>
+                <w:sz w:val="17"/>
+              </w:rPr>
+              <w:t>全国</w:t>
+              <w:br/>
+              <w:t>2040</w:t>
+            </w:r>
+          </w:p>
+        </w:tc>
+      </w:tr>
+      <w:tr>
+        <w:tc>
+          <w:tcPr>
+            <w:tcW w:type="dxa" w:w="2324"/>
+            <w:vAlign w:val="center"/>
+          </w:tcPr>
+          <w:p>
+            <w:pPr>
+              <w:spacing w:before="20" w:after="20"/>
+            </w:pPr>
+            <w:r>
+              <w:rPr>
+                <w:rFonts w:ascii="游ゴシック" w:hAnsi="游ゴシック" w:eastAsia="游ゴシック"/>
+                <w:b w:val="0"/>
+                <w:i w:val="0"/>
+                <w:sz w:val="17"/>
+              </w:rPr>
+              <w:t>介護給付系</w:t>
+            </w:r>
+          </w:p>
+        </w:tc>
+        <w:tc>
+          <w:tcPr>
+            <w:tcW w:type="dxa" w:w="850"/>
+            <w:vAlign w:val="center"/>
+          </w:tcPr>
+          <w:p>
+            <w:pPr>
+              <w:spacing w:before="20" w:after="20"/>
+              <w:jc w:val="right"/>
+            </w:pPr>
+            <w:r>
+              <w:rPr>
+                <w:rFonts w:ascii="游ゴシック" w:hAnsi="游ゴシック" w:eastAsia="游ゴシック"/>
+                <w:b w:val="0"/>
+                <w:i w:val="0"/>
+                <w:sz w:val="17"/>
+              </w:rPr>
+              <w:t>102.0</w:t>
+            </w:r>
+          </w:p>
+        </w:tc>
+        <w:tc>
+          <w:tcPr>
+            <w:tcW w:type="dxa" w:w="850"/>
+            <w:vAlign w:val="center"/>
+          </w:tcPr>
+          <w:p>
+            <w:pPr>
+              <w:spacing w:before="20" w:after="20"/>
+              <w:jc w:val="right"/>
+            </w:pPr>
+            <w:r>
+              <w:rPr>
+                <w:rFonts w:ascii="游ゴシック" w:hAnsi="游ゴシック" w:eastAsia="游ゴシック"/>
+                <w:b w:val="0"/>
+                <w:i w:val="0"/>
+                <w:sz w:val="17"/>
+              </w:rPr>
+              <w:t>102.8</w:t>
+            </w:r>
+          </w:p>
+        </w:tc>
+        <w:tc>
+          <w:tcPr>
+            <w:tcW w:type="dxa" w:w="850"/>
+            <w:vAlign w:val="center"/>
+          </w:tcPr>
+          <w:p>
+            <w:pPr>
+              <w:spacing w:before="20" w:after="20"/>
+              <w:jc w:val="right"/>
+            </w:pPr>
+            <w:r>
+              <w:rPr>
+                <w:rFonts w:ascii="游ゴシック" w:hAnsi="游ゴシック" w:eastAsia="游ゴシック"/>
+                <w:b w:val="0"/>
+                <w:i w:val="0"/>
+                <w:sz w:val="17"/>
+              </w:rPr>
+              <w:t>106.4</w:t>
+            </w:r>
+          </w:p>
+        </w:tc>
+        <w:tc>
+          <w:tcPr>
+            <w:tcW w:type="dxa" w:w="850"/>
+            <w:vAlign w:val="center"/>
+          </w:tcPr>
+          <w:p>
+            <w:pPr>
+              <w:spacing w:before="20" w:after="20"/>
+              <w:jc w:val="right"/>
+            </w:pPr>
+            <w:r>
+              <w:rPr>
+                <w:rFonts w:ascii="游ゴシック" w:hAnsi="游ゴシック" w:eastAsia="游ゴシック"/>
+                <w:b w:val="0"/>
+                <w:i w:val="0"/>
+                <w:sz w:val="17"/>
+              </w:rPr>
+              <w:t>107.3</w:t>
+            </w:r>
+          </w:p>
+        </w:tc>
+        <w:tc>
+          <w:tcPr>
+            <w:tcW w:type="dxa" w:w="850"/>
+            <w:vAlign w:val="center"/>
+          </w:tcPr>
+          <w:p>
+            <w:pPr>
+              <w:spacing w:before="20" w:after="20"/>
+              <w:jc w:val="right"/>
+            </w:pPr>
+            <w:r>
+              <w:rPr>
+                <w:rFonts w:ascii="游ゴシック" w:hAnsi="游ゴシック" w:eastAsia="游ゴシック"/>
+                <w:b w:val="0"/>
+                <w:i w:val="0"/>
+                <w:sz w:val="17"/>
+              </w:rPr>
+              <w:t>101.0</w:t>
+            </w:r>
+          </w:p>
+        </w:tc>
+        <w:tc>
+          <w:tcPr>
+            <w:tcW w:type="dxa" w:w="1020"/>
+            <w:vAlign w:val="center"/>
+          </w:tcPr>
+          <w:p>
+            <w:pPr>
+              <w:spacing w:before="20" w:after="20"/>
+              <w:jc w:val="right"/>
+            </w:pPr>
+            <w:r>
+              <w:rPr>
+                <w:rFonts w:ascii="游ゴシック" w:hAnsi="游ゴシック" w:eastAsia="游ゴシック"/>
+                <w:b w:val="0"/>
+                <w:i w:val="0"/>
+                <w:sz w:val="17"/>
+              </w:rPr>
+              <w:t>2045年</w:t>
+            </w:r>
+          </w:p>
+        </w:tc>
+        <w:tc>
+          <w:tcPr>
+            <w:tcW w:type="dxa" w:w="1077"/>
+            <w:vAlign w:val="center"/>
+          </w:tcPr>
+          <w:p>
+            <w:pPr>
+              <w:spacing w:before="20" w:after="20"/>
+              <w:jc w:val="right"/>
+            </w:pPr>
+            <w:r>
+              <w:rPr>
+                <w:rFonts w:ascii="游ゴシック" w:hAnsi="游ゴシック" w:eastAsia="游ゴシック"/>
+                <w:b w:val="0"/>
+                <w:i w:val="0"/>
+                <w:sz w:val="17"/>
+              </w:rPr>
+              <w:t>126.2</w:t>
+            </w:r>
+          </w:p>
+        </w:tc>
+        <w:tc>
+          <w:tcPr>
+            <w:tcW w:type="dxa" w:w="1077"/>
+            <w:vAlign w:val="center"/>
+          </w:tcPr>
+          <w:p>
+            <w:pPr>
+              <w:spacing w:before="20" w:after="20"/>
+              <w:jc w:val="right"/>
+            </w:pPr>
+            <w:r>
+              <w:rPr>
+                <w:rFonts w:ascii="游ゴシック" w:hAnsi="游ゴシック" w:eastAsia="游ゴシック"/>
+                <w:b w:val="0"/>
+                <w:i w:val="0"/>
+                <w:sz w:val="17"/>
+              </w:rPr>
+              <w:t>124.2</w:t>
+            </w:r>
+          </w:p>
+        </w:tc>
+      </w:tr>
+      <w:tr>
+        <w:tc>
+          <w:tcPr>
+            <w:tcW w:type="dxa" w:w="2324"/>
+            <w:vAlign w:val="center"/>
+          </w:tcPr>
+          <w:p>
+            <w:pPr>
+              <w:spacing w:before="20" w:after="20"/>
+            </w:pPr>
+            <w:r>
+              <w:rPr>
+                <w:rFonts w:ascii="游ゴシック" w:hAnsi="游ゴシック" w:eastAsia="游ゴシック"/>
+                <w:b w:val="0"/>
+                <w:i w:val="0"/>
+                <w:sz w:val="17"/>
+              </w:rPr>
+              <w:t>予防給付系</w:t>
+            </w:r>
+          </w:p>
+        </w:tc>
+        <w:tc>
+          <w:tcPr>
+            <w:tcW w:type="dxa" w:w="850"/>
+            <w:vAlign w:val="center"/>
+          </w:tcPr>
+          <w:p>
+            <w:pPr>
+              <w:spacing w:before="20" w:after="20"/>
+              <w:jc w:val="right"/>
+            </w:pPr>
+            <w:r>
+              <w:rPr>
+                <w:rFonts w:ascii="游ゴシック" w:hAnsi="游ゴシック" w:eastAsia="游ゴシック"/>
+                <w:b w:val="0"/>
+                <w:i w:val="0"/>
+                <w:sz w:val="17"/>
+              </w:rPr>
+              <w:t>97.6</w:t>
+            </w:r>
+          </w:p>
+        </w:tc>
+        <w:tc>
+          <w:tcPr>
+            <w:tcW w:type="dxa" w:w="850"/>
+            <w:vAlign w:val="center"/>
+          </w:tcPr>
+          <w:p>
+            <w:pPr>
+              <w:spacing w:before="20" w:after="20"/>
+              <w:jc w:val="right"/>
+            </w:pPr>
+            <w:r>
+              <w:rPr>
+                <w:rFonts w:ascii="游ゴシック" w:hAnsi="游ゴシック" w:eastAsia="游ゴシック"/>
+                <w:b w:val="0"/>
+                <w:i w:val="0"/>
+                <w:sz w:val="17"/>
+              </w:rPr>
+              <w:t>102.0</w:t>
+            </w:r>
+          </w:p>
+        </w:tc>
+        <w:tc>
+          <w:tcPr>
+            <w:tcW w:type="dxa" w:w="850"/>
+            <w:vAlign w:val="center"/>
+          </w:tcPr>
+          <w:p>
+            <w:pPr>
+              <w:spacing w:before="20" w:after="20"/>
+              <w:jc w:val="right"/>
+            </w:pPr>
+            <w:r>
+              <w:rPr>
+                <w:rFonts w:ascii="游ゴシック" w:hAnsi="游ゴシック" w:eastAsia="游ゴシック"/>
+                <w:b w:val="0"/>
+                <w:i w:val="0"/>
+                <w:sz w:val="17"/>
+              </w:rPr>
+              <w:t>107.9</w:t>
+            </w:r>
+          </w:p>
+        </w:tc>
+        <w:tc>
+          <w:tcPr>
+            <w:tcW w:type="dxa" w:w="850"/>
+            <w:vAlign w:val="center"/>
+          </w:tcPr>
+          <w:p>
+            <w:pPr>
+              <w:spacing w:before="20" w:after="20"/>
+              <w:jc w:val="right"/>
+            </w:pPr>
+            <w:r>
+              <w:rPr>
+                <w:rFonts w:ascii="游ゴシック" w:hAnsi="游ゴシック" w:eastAsia="游ゴシック"/>
+                <w:b w:val="0"/>
+                <w:i w:val="0"/>
+                <w:sz w:val="17"/>
+              </w:rPr>
+              <w:t>106.6</w:t>
+            </w:r>
+          </w:p>
+        </w:tc>
+        <w:tc>
+          <w:tcPr>
+            <w:tcW w:type="dxa" w:w="850"/>
+            <w:vAlign w:val="center"/>
+          </w:tcPr>
+          <w:p>
+            <w:pPr>
+              <w:spacing w:before="20" w:after="20"/>
+              <w:jc w:val="right"/>
+            </w:pPr>
+            <w:r>
+              <w:rPr>
+                <w:rFonts w:ascii="游ゴシック" w:hAnsi="游ゴシック" w:eastAsia="游ゴシック"/>
+                <w:b w:val="0"/>
+                <w:i w:val="0"/>
+                <w:sz w:val="17"/>
+              </w:rPr>
+              <w:t>96.8</w:t>
+            </w:r>
+          </w:p>
+        </w:tc>
+        <w:tc>
+          <w:tcPr>
+            <w:tcW w:type="dxa" w:w="1020"/>
+            <w:vAlign w:val="center"/>
+          </w:tcPr>
+          <w:p>
+            <w:pPr>
+              <w:spacing w:before="20" w:after="20"/>
+              <w:jc w:val="right"/>
+            </w:pPr>
+            <w:r>
+              <w:rPr>
+                <w:rFonts w:ascii="游ゴシック" w:hAnsi="游ゴシック" w:eastAsia="游ゴシック"/>
+                <w:b w:val="0"/>
+                <w:i w:val="0"/>
+                <w:sz w:val="17"/>
+              </w:rPr>
+              <w:t>2040年</w:t>
+            </w:r>
+          </w:p>
+        </w:tc>
+        <w:tc>
+          <w:tcPr>
+            <w:tcW w:type="dxa" w:w="1077"/>
+            <w:vAlign w:val="center"/>
+          </w:tcPr>
+          <w:p>
+            <w:pPr>
+              <w:spacing w:before="20" w:after="20"/>
+              <w:jc w:val="right"/>
+            </w:pPr>
+            <w:r>
+              <w:rPr>
+                <w:rFonts w:ascii="游ゴシック" w:hAnsi="游ゴシック" w:eastAsia="游ゴシック"/>
+                <w:b w:val="0"/>
+                <w:i w:val="0"/>
+                <w:sz w:val="17"/>
+              </w:rPr>
+              <w:t>122.5</w:t>
+            </w:r>
+          </w:p>
+        </w:tc>
+        <w:tc>
+          <w:tcPr>
+            <w:tcW w:type="dxa" w:w="1077"/>
+            <w:vAlign w:val="center"/>
+          </w:tcPr>
+          <w:p>
+            <w:pPr>
+              <w:spacing w:before="20" w:after="20"/>
+              <w:jc w:val="right"/>
+            </w:pPr>
+            <w:r>
+              <w:rPr>
+                <w:rFonts w:ascii="游ゴシック" w:hAnsi="游ゴシック" w:eastAsia="游ゴシック"/>
+                <w:b w:val="0"/>
+                <w:i w:val="0"/>
+                <w:sz w:val="17"/>
+              </w:rPr>
+              <w:t>116.1</w:t>
+            </w:r>
+          </w:p>
+        </w:tc>
+      </w:tr>
+      <w:tr>
+        <w:tc>
+          <w:tcPr>
+            <w:tcW w:type="dxa" w:w="2324"/>
+            <w:vAlign w:val="center"/>
+          </w:tcPr>
+          <w:p>
+            <w:pPr>
+              <w:spacing w:before="20" w:after="20"/>
+            </w:pPr>
+            <w:r>
+              <w:rPr>
+                <w:rFonts w:ascii="游ゴシック" w:hAnsi="游ゴシック" w:eastAsia="游ゴシック"/>
+                <w:b w:val="0"/>
+                <w:i w:val="0"/>
+                <w:sz w:val="17"/>
+              </w:rPr>
+              <w:t>訪問系</w:t>
+            </w:r>
+          </w:p>
+        </w:tc>
+        <w:tc>
+          <w:tcPr>
+            <w:tcW w:type="dxa" w:w="850"/>
+            <w:vAlign w:val="center"/>
+          </w:tcPr>
+          <w:p>
+            <w:pPr>
+              <w:spacing w:before="20" w:after="20"/>
+              <w:jc w:val="right"/>
+            </w:pPr>
+            <w:r>
+              <w:rPr>
+                <w:rFonts w:ascii="游ゴシック" w:hAnsi="游ゴシック" w:eastAsia="游ゴシック"/>
+                <w:b w:val="0"/>
+                <w:i w:val="0"/>
+                <w:sz w:val="17"/>
+              </w:rPr>
+              <w:t>101.7</w:t>
+            </w:r>
+          </w:p>
+        </w:tc>
+        <w:tc>
+          <w:tcPr>
+            <w:tcW w:type="dxa" w:w="850"/>
+            <w:vAlign w:val="center"/>
+          </w:tcPr>
+          <w:p>
+            <w:pPr>
+              <w:spacing w:before="20" w:after="20"/>
+              <w:jc w:val="right"/>
+            </w:pPr>
+            <w:r>
+              <w:rPr>
+                <w:rFonts w:ascii="游ゴシック" w:hAnsi="游ゴシック" w:eastAsia="游ゴシック"/>
+                <w:b w:val="0"/>
+                <w:i w:val="0"/>
+                <w:sz w:val="17"/>
+              </w:rPr>
+              <w:t>101.7</w:t>
+            </w:r>
+          </w:p>
+        </w:tc>
+        <w:tc>
+          <w:tcPr>
+            <w:tcW w:type="dxa" w:w="850"/>
+            <w:vAlign w:val="center"/>
+          </w:tcPr>
+          <w:p>
+            <w:pPr>
+              <w:spacing w:before="20" w:after="20"/>
+              <w:jc w:val="right"/>
+            </w:pPr>
+            <w:r>
+              <w:rPr>
+                <w:rFonts w:ascii="游ゴシック" w:hAnsi="游ゴシック" w:eastAsia="游ゴシック"/>
+                <w:b w:val="0"/>
+                <w:i w:val="0"/>
+                <w:sz w:val="17"/>
+              </w:rPr>
+              <w:t>103.5</w:t>
+            </w:r>
+          </w:p>
+        </w:tc>
+        <w:tc>
+          <w:tcPr>
+            <w:tcW w:type="dxa" w:w="850"/>
+            <w:vAlign w:val="center"/>
+          </w:tcPr>
+          <w:p>
+            <w:pPr>
+              <w:spacing w:before="20" w:after="20"/>
+              <w:jc w:val="right"/>
+            </w:pPr>
+            <w:r>
+              <w:rPr>
+                <w:rFonts w:ascii="游ゴシック" w:hAnsi="游ゴシック" w:eastAsia="游ゴシック"/>
+                <w:b w:val="0"/>
+                <w:i w:val="0"/>
+                <w:sz w:val="17"/>
+              </w:rPr>
+              <w:t>104.4</w:t>
+            </w:r>
+          </w:p>
+        </w:tc>
+        <w:tc>
+          <w:tcPr>
+            <w:tcW w:type="dxa" w:w="850"/>
+            <w:vAlign w:val="center"/>
+          </w:tcPr>
+          <w:p>
+            <w:pPr>
+              <w:spacing w:before="20" w:after="20"/>
+              <w:jc w:val="right"/>
+            </w:pPr>
+            <w:r>
+              <w:rPr>
+                <w:rFonts w:ascii="游ゴシック" w:hAnsi="游ゴシック" w:eastAsia="游ゴシック"/>
+                <w:b w:val="0"/>
+                <w:i w:val="0"/>
+                <w:sz w:val="17"/>
+              </w:rPr>
+              <w:t>99.2</w:t>
+            </w:r>
+          </w:p>
+        </w:tc>
+        <w:tc>
+          <w:tcPr>
+            <w:tcW w:type="dxa" w:w="1020"/>
+            <w:vAlign w:val="center"/>
+          </w:tcPr>
+          <w:p>
+            <w:pPr>
+              <w:spacing w:before="20" w:after="20"/>
+              <w:jc w:val="right"/>
+            </w:pPr>
+            <w:r>
+              <w:rPr>
+                <w:rFonts w:ascii="游ゴシック" w:hAnsi="游ゴシック" w:eastAsia="游ゴシック"/>
+                <w:b w:val="0"/>
+                <w:i w:val="0"/>
+                <w:sz w:val="17"/>
+              </w:rPr>
+              <w:t>2045年</w:t>
+            </w:r>
+          </w:p>
+        </w:tc>
+        <w:tc>
+          <w:tcPr>
+            <w:tcW w:type="dxa" w:w="1077"/>
+            <w:vAlign w:val="center"/>
+          </w:tcPr>
+          <w:p>
+            <w:pPr>
+              <w:spacing w:before="20" w:after="20"/>
+              <w:jc w:val="right"/>
+            </w:pPr>
+            <w:r>
+              <w:rPr>
+                <w:rFonts w:ascii="游ゴシック" w:hAnsi="游ゴシック" w:eastAsia="游ゴシック"/>
+                <w:b w:val="0"/>
+                <w:i w:val="0"/>
+                <w:sz w:val="17"/>
+              </w:rPr>
+              <w:t>126.3</w:t>
+            </w:r>
+          </w:p>
+        </w:tc>
+        <w:tc>
+          <w:tcPr>
+            <w:tcW w:type="dxa" w:w="1077"/>
+            <w:vAlign w:val="center"/>
+          </w:tcPr>
+          <w:p>
+            <w:pPr>
+              <w:spacing w:before="20" w:after="20"/>
+              <w:jc w:val="right"/>
+            </w:pPr>
+            <w:r>
+              <w:rPr>
+                <w:rFonts w:ascii="游ゴシック" w:hAnsi="游ゴシック" w:eastAsia="游ゴシック"/>
+                <w:b w:val="0"/>
+                <w:i w:val="0"/>
+                <w:sz w:val="17"/>
+              </w:rPr>
+              <w:t>124.9</w:t>
+            </w:r>
+          </w:p>
+        </w:tc>
+      </w:tr>
+      <w:tr>
+        <w:tc>
+          <w:tcPr>
+            <w:tcW w:type="dxa" w:w="2324"/>
+            <w:vAlign w:val="center"/>
+          </w:tcPr>
+          <w:p>
+            <w:pPr>
+              <w:spacing w:before="20" w:after="20"/>
+            </w:pPr>
+            <w:r>
+              <w:rPr>
+                <w:rFonts w:ascii="游ゴシック" w:hAnsi="游ゴシック" w:eastAsia="游ゴシック"/>
+                <w:b w:val="0"/>
+                <w:i w:val="0"/>
+                <w:sz w:val="17"/>
+              </w:rPr>
+              <w:t>通所系</w:t>
+            </w:r>
+          </w:p>
+        </w:tc>
+        <w:tc>
+          <w:tcPr>
+            <w:tcW w:type="dxa" w:w="850"/>
+            <w:vAlign w:val="center"/>
+          </w:tcPr>
+          <w:p>
+            <w:pPr>
+              <w:spacing w:before="20" w:after="20"/>
+              <w:jc w:val="right"/>
+            </w:pPr>
+            <w:r>
+              <w:rPr>
+                <w:rFonts w:ascii="游ゴシック" w:hAnsi="游ゴシック" w:eastAsia="游ゴシック"/>
+                <w:b w:val="0"/>
+                <w:i w:val="0"/>
+                <w:sz w:val="17"/>
+              </w:rPr>
+              <w:t>100.5</w:t>
+            </w:r>
+          </w:p>
+        </w:tc>
+        <w:tc>
+          <w:tcPr>
+            <w:tcW w:type="dxa" w:w="850"/>
+            <w:vAlign w:val="center"/>
+          </w:tcPr>
+          <w:p>
+            <w:pPr>
+              <w:spacing w:before="20" w:after="20"/>
+              <w:jc w:val="right"/>
+            </w:pPr>
+            <w:r>
+              <w:rPr>
+                <w:rFonts w:ascii="游ゴシック" w:hAnsi="游ゴシック" w:eastAsia="游ゴシック"/>
+                <w:b w:val="0"/>
+                <w:i w:val="0"/>
+                <w:sz w:val="17"/>
+              </w:rPr>
+              <w:t>102.7</w:t>
+            </w:r>
+          </w:p>
+        </w:tc>
+        <w:tc>
+          <w:tcPr>
+            <w:tcW w:type="dxa" w:w="850"/>
+            <w:vAlign w:val="center"/>
+          </w:tcPr>
+          <w:p>
+            <w:pPr>
+              <w:spacing w:before="20" w:after="20"/>
+              <w:jc w:val="right"/>
+            </w:pPr>
+            <w:r>
+              <w:rPr>
+                <w:rFonts w:ascii="游ゴシック" w:hAnsi="游ゴシック" w:eastAsia="游ゴシック"/>
+                <w:b w:val="0"/>
+                <w:i w:val="0"/>
+                <w:sz w:val="17"/>
+              </w:rPr>
+              <w:t>107.1</w:t>
+            </w:r>
+          </w:p>
+        </w:tc>
+        <w:tc>
+          <w:tcPr>
+            <w:tcW w:type="dxa" w:w="850"/>
+            <w:vAlign w:val="center"/>
+          </w:tcPr>
+          <w:p>
+            <w:pPr>
+              <w:spacing w:before="20" w:after="20"/>
+              <w:jc w:val="right"/>
+            </w:pPr>
+            <w:r>
+              <w:rPr>
+                <w:rFonts w:ascii="游ゴシック" w:hAnsi="游ゴシック" w:eastAsia="游ゴシック"/>
+                <w:b w:val="0"/>
+                <w:i w:val="0"/>
+                <w:sz w:val="17"/>
+              </w:rPr>
+              <w:t>106.7</w:t>
+            </w:r>
+          </w:p>
+        </w:tc>
+        <w:tc>
+          <w:tcPr>
+            <w:tcW w:type="dxa" w:w="850"/>
+            <w:vAlign w:val="center"/>
+          </w:tcPr>
+          <w:p>
+            <w:pPr>
+              <w:spacing w:before="20" w:after="20"/>
+              <w:jc w:val="right"/>
+            </w:pPr>
+            <w:r>
+              <w:rPr>
+                <w:rFonts w:ascii="游ゴシック" w:hAnsi="游ゴシック" w:eastAsia="游ゴシック"/>
+                <w:b w:val="0"/>
+                <w:i w:val="0"/>
+                <w:sz w:val="17"/>
+              </w:rPr>
+              <w:t>98.6</w:t>
+            </w:r>
+          </w:p>
+        </w:tc>
+        <w:tc>
+          <w:tcPr>
+            <w:tcW w:type="dxa" w:w="1020"/>
+            <w:vAlign w:val="center"/>
+          </w:tcPr>
+          <w:p>
+            <w:pPr>
+              <w:spacing w:before="20" w:after="20"/>
+              <w:jc w:val="right"/>
+            </w:pPr>
+            <w:r>
+              <w:rPr>
+                <w:rFonts w:ascii="游ゴシック" w:hAnsi="游ゴシック" w:eastAsia="游ゴシック"/>
+                <w:b w:val="0"/>
+                <w:i w:val="0"/>
+                <w:sz w:val="17"/>
+              </w:rPr>
+              <w:t>2040年</w:t>
+            </w:r>
+          </w:p>
+        </w:tc>
+        <w:tc>
+          <w:tcPr>
+            <w:tcW w:type="dxa" w:w="1077"/>
+            <w:vAlign w:val="center"/>
+          </w:tcPr>
+          <w:p>
+            <w:pPr>
+              <w:spacing w:before="20" w:after="20"/>
+              <w:jc w:val="right"/>
+            </w:pPr>
+            <w:r>
+              <w:rPr>
+                <w:rFonts w:ascii="游ゴシック" w:hAnsi="游ゴシック" w:eastAsia="游ゴシック"/>
+                <w:b w:val="0"/>
+                <w:i w:val="0"/>
+                <w:sz w:val="17"/>
+              </w:rPr>
+              <w:t>126.0</w:t>
+            </w:r>
+          </w:p>
+        </w:tc>
+        <w:tc>
+          <w:tcPr>
+            <w:tcW w:type="dxa" w:w="1077"/>
+            <w:vAlign w:val="center"/>
+          </w:tcPr>
+          <w:p>
+            <w:pPr>
+              <w:spacing w:before="20" w:after="20"/>
+              <w:jc w:val="right"/>
+            </w:pPr>
+            <w:r>
+              <w:rPr>
+                <w:rFonts w:ascii="游ゴシック" w:hAnsi="游ゴシック" w:eastAsia="游ゴシック"/>
+                <w:b w:val="0"/>
+                <w:i w:val="0"/>
+                <w:sz w:val="17"/>
+              </w:rPr>
+              <w:t>122.0</w:t>
+            </w:r>
+          </w:p>
+        </w:tc>
+      </w:tr>
+      <w:tr>
+        <w:tc>
+          <w:tcPr>
+            <w:tcW w:type="dxa" w:w="2324"/>
+            <w:vAlign w:val="center"/>
+          </w:tcPr>
+          <w:p>
+            <w:pPr>
+              <w:spacing w:before="20" w:after="20"/>
+            </w:pPr>
+            <w:r>
+              <w:rPr>
+                <w:rFonts w:ascii="游ゴシック" w:hAnsi="游ゴシック" w:eastAsia="游ゴシック"/>
+                <w:b w:val="0"/>
+                <w:i w:val="0"/>
+                <w:sz w:val="17"/>
+              </w:rPr>
+              <w:t>短期入所系</w:t>
+            </w:r>
+          </w:p>
+        </w:tc>
+        <w:tc>
+          <w:tcPr>
+            <w:tcW w:type="dxa" w:w="850"/>
+            <w:vAlign w:val="center"/>
+          </w:tcPr>
+          <w:p>
+            <w:pPr>
+              <w:spacing w:before="20" w:after="20"/>
+              <w:jc w:val="right"/>
+            </w:pPr>
+            <w:r>
+              <w:rPr>
+                <w:rFonts w:ascii="游ゴシック" w:hAnsi="游ゴシック" w:eastAsia="游ゴシック"/>
+                <w:b w:val="0"/>
+                <w:i w:val="0"/>
+                <w:sz w:val="17"/>
+              </w:rPr>
+              <w:t>98.0</w:t>
+            </w:r>
+          </w:p>
+        </w:tc>
+        <w:tc>
+          <w:tcPr>
+            <w:tcW w:type="dxa" w:w="850"/>
+            <w:vAlign w:val="center"/>
+          </w:tcPr>
+          <w:p>
+            <w:pPr>
+              <w:spacing w:before="20" w:after="20"/>
+              <w:jc w:val="right"/>
+            </w:pPr>
+            <w:r>
+              <w:rPr>
+                <w:rFonts w:ascii="游ゴシック" w:hAnsi="游ゴシック" w:eastAsia="游ゴシック"/>
+                <w:b w:val="0"/>
+                <w:i w:val="0"/>
+                <w:sz w:val="17"/>
+              </w:rPr>
+              <w:t>96.2</w:t>
+            </w:r>
+          </w:p>
+        </w:tc>
+        <w:tc>
+          <w:tcPr>
+            <w:tcW w:type="dxa" w:w="850"/>
+            <w:vAlign w:val="center"/>
+          </w:tcPr>
+          <w:p>
+            <w:pPr>
+              <w:spacing w:before="20" w:after="20"/>
+              <w:jc w:val="right"/>
+            </w:pPr>
+            <w:r>
+              <w:rPr>
+                <w:rFonts w:ascii="游ゴシック" w:hAnsi="游ゴシック" w:eastAsia="游ゴシック"/>
+                <w:b w:val="0"/>
+                <w:i w:val="0"/>
+                <w:sz w:val="17"/>
+              </w:rPr>
+              <w:t>105.0</w:t>
+            </w:r>
+          </w:p>
+        </w:tc>
+        <w:tc>
+          <w:tcPr>
+            <w:tcW w:type="dxa" w:w="850"/>
+            <w:vAlign w:val="center"/>
+          </w:tcPr>
+          <w:p>
+            <w:pPr>
+              <w:spacing w:before="20" w:after="20"/>
+              <w:jc w:val="right"/>
+            </w:pPr>
+            <w:r>
+              <w:rPr>
+                <w:rFonts w:ascii="游ゴシック" w:hAnsi="游ゴシック" w:eastAsia="游ゴシック"/>
+                <w:b w:val="0"/>
+                <w:i w:val="0"/>
+                <w:sz w:val="17"/>
+              </w:rPr>
+              <w:t>112.3</w:t>
+            </w:r>
+          </w:p>
+        </w:tc>
+        <w:tc>
+          <w:tcPr>
+            <w:tcW w:type="dxa" w:w="850"/>
+            <w:vAlign w:val="center"/>
+          </w:tcPr>
+          <w:p>
+            <w:pPr>
+              <w:spacing w:before="20" w:after="20"/>
+              <w:jc w:val="right"/>
+            </w:pPr>
+            <w:r>
+              <w:rPr>
+                <w:rFonts w:ascii="游ゴシック" w:hAnsi="游ゴシック" w:eastAsia="游ゴシック"/>
+                <w:b w:val="0"/>
+                <w:i w:val="0"/>
+                <w:sz w:val="17"/>
+              </w:rPr>
+              <w:t>108.8</w:t>
+            </w:r>
+          </w:p>
+        </w:tc>
+        <w:tc>
+          <w:tcPr>
+            <w:tcW w:type="dxa" w:w="1020"/>
+            <w:vAlign w:val="center"/>
+          </w:tcPr>
+          <w:p>
+            <w:pPr>
+              <w:spacing w:before="20" w:after="20"/>
+              <w:jc w:val="right"/>
+            </w:pPr>
+            <w:r>
+              <w:rPr>
+                <w:rFonts w:ascii="游ゴシック" w:hAnsi="游ゴシック" w:eastAsia="游ゴシック"/>
+                <w:b w:val="0"/>
+                <w:i w:val="0"/>
+                <w:sz w:val="17"/>
+              </w:rPr>
+              <w:t>2045年</w:t>
+            </w:r>
+          </w:p>
+        </w:tc>
+        <w:tc>
+          <w:tcPr>
+            <w:tcW w:type="dxa" w:w="1077"/>
+            <w:vAlign w:val="center"/>
+          </w:tcPr>
+          <w:p>
+            <w:pPr>
+              <w:spacing w:before="20" w:after="20"/>
+              <w:jc w:val="right"/>
+            </w:pPr>
+            <w:r>
+              <w:rPr>
+                <w:rFonts w:ascii="游ゴシック" w:hAnsi="游ゴシック" w:eastAsia="游ゴシック"/>
+                <w:b w:val="0"/>
+                <w:i w:val="0"/>
+                <w:sz w:val="17"/>
+              </w:rPr>
+              <w:t>132.4</w:t>
+            </w:r>
+          </w:p>
+        </w:tc>
+        <w:tc>
+          <w:tcPr>
+            <w:tcW w:type="dxa" w:w="1077"/>
+            <w:vAlign w:val="center"/>
+          </w:tcPr>
+          <w:p>
+            <w:pPr>
+              <w:spacing w:before="20" w:after="20"/>
+              <w:jc w:val="right"/>
+            </w:pPr>
+            <w:r>
+              <w:rPr>
+                <w:rFonts w:ascii="游ゴシック" w:hAnsi="游ゴシック" w:eastAsia="游ゴシック"/>
+                <w:b w:val="0"/>
+                <w:i w:val="0"/>
+                <w:sz w:val="17"/>
+              </w:rPr>
+              <w:t>132.0</w:t>
+            </w:r>
+          </w:p>
+        </w:tc>
+      </w:tr>
+      <w:tr>
+        <w:tc>
+          <w:tcPr>
+            <w:tcW w:type="dxa" w:w="2324"/>
+            <w:vAlign w:val="center"/>
+          </w:tcPr>
+          <w:p>
+            <w:pPr>
+              <w:spacing w:before="20" w:after="20"/>
+            </w:pPr>
+            <w:r>
+              <w:rPr>
+                <w:rFonts w:ascii="游ゴシック" w:hAnsi="游ゴシック" w:eastAsia="游ゴシック"/>
+                <w:b w:val="0"/>
+                <w:i w:val="0"/>
+                <w:sz w:val="17"/>
+              </w:rPr>
+              <w:t>多機能系</w:t>
+            </w:r>
+          </w:p>
+        </w:tc>
+        <w:tc>
+          <w:tcPr>
+            <w:tcW w:type="dxa" w:w="850"/>
+            <w:vAlign w:val="center"/>
+          </w:tcPr>
+          <w:p>
+            <w:pPr>
+              <w:spacing w:before="20" w:after="20"/>
+              <w:jc w:val="right"/>
+            </w:pPr>
+            <w:r>
+              <w:rPr>
+                <w:rFonts w:ascii="游ゴシック" w:hAnsi="游ゴシック" w:eastAsia="游ゴシック"/>
+                <w:b w:val="0"/>
+                <w:i w:val="0"/>
+                <w:sz w:val="17"/>
+              </w:rPr>
+              <w:t>100.9</w:t>
+            </w:r>
+          </w:p>
+        </w:tc>
+        <w:tc>
+          <w:tcPr>
+            <w:tcW w:type="dxa" w:w="850"/>
+            <w:vAlign w:val="center"/>
+          </w:tcPr>
+          <w:p>
+            <w:pPr>
+              <w:spacing w:before="20" w:after="20"/>
+              <w:jc w:val="right"/>
+            </w:pPr>
+            <w:r>
+              <w:rPr>
+                <w:rFonts w:ascii="游ゴシック" w:hAnsi="游ゴシック" w:eastAsia="游ゴシック"/>
+                <w:b w:val="0"/>
+                <w:i w:val="0"/>
+                <w:sz w:val="17"/>
+              </w:rPr>
+              <w:t>97.9</w:t>
+            </w:r>
+          </w:p>
+        </w:tc>
+        <w:tc>
+          <w:tcPr>
+            <w:tcW w:type="dxa" w:w="850"/>
+            <w:vAlign w:val="center"/>
+          </w:tcPr>
+          <w:p>
+            <w:pPr>
+              <w:spacing w:before="20" w:after="20"/>
+              <w:jc w:val="right"/>
+            </w:pPr>
+            <w:r>
+              <w:rPr>
+                <w:rFonts w:ascii="游ゴシック" w:hAnsi="游ゴシック" w:eastAsia="游ゴシック"/>
+                <w:b w:val="0"/>
+                <w:i w:val="0"/>
+                <w:sz w:val="17"/>
+              </w:rPr>
+              <w:t>105.2</w:t>
+            </w:r>
+          </w:p>
+        </w:tc>
+        <w:tc>
+          <w:tcPr>
+            <w:tcW w:type="dxa" w:w="850"/>
+            <w:vAlign w:val="center"/>
+          </w:tcPr>
+          <w:p>
+            <w:pPr>
+              <w:spacing w:before="20" w:after="20"/>
+              <w:jc w:val="right"/>
+            </w:pPr>
+            <w:r>
+              <w:rPr>
+                <w:rFonts w:ascii="游ゴシック" w:hAnsi="游ゴシック" w:eastAsia="游ゴシック"/>
+                <w:b w:val="0"/>
+                <w:i w:val="0"/>
+                <w:sz w:val="17"/>
+              </w:rPr>
+              <w:t>116.6</w:t>
+            </w:r>
+          </w:p>
+        </w:tc>
+        <w:tc>
+          <w:tcPr>
+            <w:tcW w:type="dxa" w:w="850"/>
+            <w:vAlign w:val="center"/>
+          </w:tcPr>
+          <w:p>
+            <w:pPr>
+              <w:spacing w:before="20" w:after="20"/>
+              <w:jc w:val="right"/>
+            </w:pPr>
+            <w:r>
+              <w:rPr>
+                <w:rFonts w:ascii="游ゴシック" w:hAnsi="游ゴシック" w:eastAsia="游ゴシック"/>
+                <w:b w:val="0"/>
+                <w:i w:val="0"/>
+                <w:sz w:val="17"/>
+              </w:rPr>
+              <w:t>116.7</w:t>
+            </w:r>
+          </w:p>
+        </w:tc>
+        <w:tc>
+          <w:tcPr>
+            <w:tcW w:type="dxa" w:w="1020"/>
+            <w:vAlign w:val="center"/>
+          </w:tcPr>
+          <w:p>
+            <w:pPr>
+              <w:spacing w:before="20" w:after="20"/>
+              <w:jc w:val="right"/>
+            </w:pPr>
+            <w:r>
+              <w:rPr>
+                <w:rFonts w:ascii="游ゴシック" w:hAnsi="游ゴシック" w:eastAsia="游ゴシック"/>
+                <w:b w:val="0"/>
+                <w:i w:val="0"/>
+                <w:sz w:val="17"/>
+              </w:rPr>
+              <w:t>2050年</w:t>
+            </w:r>
+          </w:p>
+        </w:tc>
+        <w:tc>
+          <w:tcPr>
+            <w:tcW w:type="dxa" w:w="1077"/>
+            <w:vAlign w:val="center"/>
+          </w:tcPr>
+          <w:p>
+            <w:pPr>
+              <w:spacing w:before="20" w:after="20"/>
+              <w:jc w:val="right"/>
+            </w:pPr>
+            <w:r>
+              <w:rPr>
+                <w:rFonts w:ascii="游ゴシック" w:hAnsi="游ゴシック" w:eastAsia="游ゴシック"/>
+                <w:b w:val="0"/>
+                <w:i w:val="0"/>
+                <w:sz w:val="17"/>
+              </w:rPr>
+              <w:t>130.7</w:t>
+            </w:r>
+          </w:p>
+        </w:tc>
+        <w:tc>
+          <w:tcPr>
+            <w:tcW w:type="dxa" w:w="1077"/>
+            <w:vAlign w:val="center"/>
+          </w:tcPr>
+          <w:p>
+            <w:pPr>
+              <w:spacing w:before="20" w:after="20"/>
+              <w:jc w:val="right"/>
+            </w:pPr>
+            <w:r>
+              <w:rPr>
+                <w:rFonts w:ascii="游ゴシック" w:hAnsi="游ゴシック" w:eastAsia="游ゴシック"/>
+                <w:b w:val="0"/>
+                <w:i w:val="0"/>
+                <w:sz w:val="17"/>
+              </w:rPr>
+              <w:t>126.2</w:t>
+            </w:r>
+          </w:p>
+        </w:tc>
+      </w:tr>
+      <w:tr>
+        <w:tc>
+          <w:tcPr>
+            <w:tcW w:type="dxa" w:w="2324"/>
+            <w:vAlign w:val="center"/>
+          </w:tcPr>
+          <w:p>
+            <w:pPr>
+              <w:keepNext/>
+              <w:spacing w:before="20" w:after="20"/>
+            </w:pPr>
+            <w:r>
+              <w:rPr>
+                <w:rFonts w:ascii="游ゴシック" w:hAnsi="游ゴシック" w:eastAsia="游ゴシック"/>
+                <w:b w:val="0"/>
+                <w:i w:val="0"/>
+                <w:sz w:val="17"/>
+              </w:rPr>
+              <w:t>施設系</w:t>
+            </w:r>
+          </w:p>
+        </w:tc>
+        <w:tc>
+          <w:tcPr>
+            <w:tcW w:type="dxa" w:w="850"/>
+            <w:vAlign w:val="center"/>
+          </w:tcPr>
+          <w:p>
+            <w:pPr>
+              <w:keepNext/>
+              <w:spacing w:before="20" w:after="20"/>
+              <w:jc w:val="right"/>
+            </w:pPr>
+            <w:r>
+              <w:rPr>
+                <w:rFonts w:ascii="游ゴシック" w:hAnsi="游ゴシック" w:eastAsia="游ゴシック"/>
+                <w:b w:val="0"/>
+                <w:i w:val="0"/>
+                <w:sz w:val="17"/>
+              </w:rPr>
+              <w:t>101.1</w:t>
+            </w:r>
+          </w:p>
+        </w:tc>
+        <w:tc>
+          <w:tcPr>
+            <w:tcW w:type="dxa" w:w="850"/>
+            <w:vAlign w:val="center"/>
+          </w:tcPr>
+          <w:p>
+            <w:pPr>
+              <w:keepNext/>
+              <w:spacing w:before="20" w:after="20"/>
+              <w:jc w:val="right"/>
+            </w:pPr>
+            <w:r>
+              <w:rPr>
+                <w:rFonts w:ascii="游ゴシック" w:hAnsi="游ゴシック" w:eastAsia="游ゴシック"/>
+                <w:b w:val="0"/>
+                <w:i w:val="0"/>
+                <w:sz w:val="17"/>
+              </w:rPr>
+              <w:t>103.5</w:t>
+            </w:r>
+          </w:p>
+        </w:tc>
+        <w:tc>
+          <w:tcPr>
+            <w:tcW w:type="dxa" w:w="850"/>
+            <w:vAlign w:val="center"/>
+          </w:tcPr>
+          <w:p>
+            <w:pPr>
+              <w:keepNext/>
+              <w:spacing w:before="20" w:after="20"/>
+              <w:jc w:val="right"/>
+            </w:pPr>
+            <w:r>
+              <w:rPr>
+                <w:rFonts w:ascii="游ゴシック" w:hAnsi="游ゴシック" w:eastAsia="游ゴシック"/>
+                <w:b w:val="0"/>
+                <w:i w:val="0"/>
+                <w:sz w:val="17"/>
+              </w:rPr>
+              <w:t>108.2</w:t>
+            </w:r>
+          </w:p>
+        </w:tc>
+        <w:tc>
+          <w:tcPr>
+            <w:tcW w:type="dxa" w:w="850"/>
+            <w:vAlign w:val="center"/>
+          </w:tcPr>
+          <w:p>
+            <w:pPr>
+              <w:keepNext/>
+              <w:spacing w:before="20" w:after="20"/>
+              <w:jc w:val="right"/>
+            </w:pPr>
+            <w:r>
+              <w:rPr>
+                <w:rFonts w:ascii="游ゴシック" w:hAnsi="游ゴシック" w:eastAsia="游ゴシック"/>
+                <w:b w:val="0"/>
+                <w:i w:val="0"/>
+                <w:sz w:val="17"/>
+              </w:rPr>
+              <w:t>111.0</w:t>
+            </w:r>
+          </w:p>
+        </w:tc>
+        <w:tc>
+          <w:tcPr>
+            <w:tcW w:type="dxa" w:w="850"/>
+            <w:vAlign w:val="center"/>
+          </w:tcPr>
+          <w:p>
+            <w:pPr>
+              <w:keepNext/>
+              <w:spacing w:before="20" w:after="20"/>
+              <w:jc w:val="right"/>
+            </w:pPr>
+            <w:r>
+              <w:rPr>
+                <w:rFonts w:ascii="游ゴシック" w:hAnsi="游ゴシック" w:eastAsia="游ゴシック"/>
+                <w:b w:val="0"/>
+                <w:i w:val="0"/>
+                <w:sz w:val="17"/>
+              </w:rPr>
+              <w:t>106.7</w:t>
+            </w:r>
+          </w:p>
+        </w:tc>
+        <w:tc>
+          <w:tcPr>
+            <w:tcW w:type="dxa" w:w="1020"/>
+            <w:vAlign w:val="center"/>
+          </w:tcPr>
+          <w:p>
+            <w:pPr>
+              <w:keepNext/>
+              <w:spacing w:before="20" w:after="20"/>
+              <w:jc w:val="right"/>
+            </w:pPr>
+            <w:r>
+              <w:rPr>
+                <w:rFonts w:ascii="游ゴシック" w:hAnsi="游ゴシック" w:eastAsia="游ゴシック"/>
+                <w:b w:val="0"/>
+                <w:i w:val="0"/>
+                <w:sz w:val="17"/>
+              </w:rPr>
+              <w:t>2045年</w:t>
+            </w:r>
+          </w:p>
+        </w:tc>
+        <w:tc>
+          <w:tcPr>
+            <w:tcW w:type="dxa" w:w="1077"/>
+            <w:vAlign w:val="center"/>
+          </w:tcPr>
+          <w:p>
+            <w:pPr>
+              <w:keepNext/>
+              <w:spacing w:before="20" w:after="20"/>
+              <w:jc w:val="right"/>
+            </w:pPr>
+            <w:r>
+              <w:rPr>
+                <w:rFonts w:ascii="游ゴシック" w:hAnsi="游ゴシック" w:eastAsia="游ゴシック"/>
+                <w:b w:val="0"/>
+                <w:i w:val="0"/>
+                <w:sz w:val="17"/>
+              </w:rPr>
+              <w:t>130.8</w:t>
+            </w:r>
+          </w:p>
+        </w:tc>
+        <w:tc>
+          <w:tcPr>
+            <w:tcW w:type="dxa" w:w="1077"/>
+            <w:vAlign w:val="center"/>
+          </w:tcPr>
+          <w:p>
+            <w:pPr>
+              <w:keepNext/>
+              <w:spacing w:before="20" w:after="20"/>
+              <w:jc w:val="right"/>
+            </w:pPr>
+            <w:r>
+              <w:rPr>
+                <w:rFonts w:ascii="游ゴシック" w:hAnsi="游ゴシック" w:eastAsia="游ゴシック"/>
+                <w:b w:val="0"/>
+                <w:i w:val="0"/>
+                <w:sz w:val="17"/>
+              </w:rPr>
+              <w:t>133.9</w:t>
+            </w:r>
+          </w:p>
+        </w:tc>
+      </w:tr>
+      <w:tr>
+        <w:tc>
+          <w:tcPr>
+            <w:tcW w:type="dxa" w:w="2324"/>
+            <w:vAlign w:val="center"/>
+          </w:tcPr>
+          <w:p>
+            <w:pPr>
+              <w:spacing w:before="20" w:after="20"/>
+            </w:pPr>
+            <w:r>
+              <w:rPr>
+                <w:rFonts w:ascii="游ゴシック" w:hAnsi="游ゴシック" w:eastAsia="游ゴシック"/>
+                <w:b w:val="0"/>
+                <w:i w:val="0"/>
+                <w:sz w:val="17"/>
+              </w:rPr>
+              <w:t>居住系</w:t>
+            </w:r>
+          </w:p>
+        </w:tc>
+        <w:tc>
+          <w:tcPr>
+            <w:tcW w:type="dxa" w:w="850"/>
+            <w:vAlign w:val="center"/>
+          </w:tcPr>
+          <w:p>
+            <w:pPr>
+              <w:spacing w:before="20" w:after="20"/>
+              <w:jc w:val="right"/>
+            </w:pPr>
+            <w:r>
+              <w:rPr>
+                <w:rFonts w:ascii="游ゴシック" w:hAnsi="游ゴシック" w:eastAsia="游ゴシック"/>
+                <w:b w:val="0"/>
+                <w:i w:val="0"/>
+                <w:sz w:val="17"/>
+              </w:rPr>
+              <w:t>105.3</w:t>
+            </w:r>
+          </w:p>
+        </w:tc>
+        <w:tc>
+          <w:tcPr>
+            <w:tcW w:type="dxa" w:w="850"/>
+            <w:vAlign w:val="center"/>
+          </w:tcPr>
+          <w:p>
+            <w:pPr>
+              <w:spacing w:before="20" w:after="20"/>
+              <w:jc w:val="right"/>
+            </w:pPr>
+            <w:r>
+              <w:rPr>
+                <w:rFonts w:ascii="游ゴシック" w:hAnsi="游ゴシック" w:eastAsia="游ゴシック"/>
+                <w:b w:val="0"/>
+                <w:i w:val="0"/>
+                <w:sz w:val="17"/>
+              </w:rPr>
+              <w:t>104.1</w:t>
+            </w:r>
+          </w:p>
+        </w:tc>
+        <w:tc>
+          <w:tcPr>
+            <w:tcW w:type="dxa" w:w="850"/>
+            <w:vAlign w:val="center"/>
+          </w:tcPr>
+          <w:p>
+            <w:pPr>
+              <w:spacing w:before="20" w:after="20"/>
+              <w:jc w:val="right"/>
+            </w:pPr>
+            <w:r>
+              <w:rPr>
+                <w:rFonts w:ascii="游ゴシック" w:hAnsi="游ゴシック" w:eastAsia="游ゴシック"/>
+                <w:b w:val="0"/>
+                <w:i w:val="0"/>
+                <w:sz w:val="17"/>
+              </w:rPr>
+              <w:t>108.1</w:t>
+            </w:r>
+          </w:p>
+        </w:tc>
+        <w:tc>
+          <w:tcPr>
+            <w:tcW w:type="dxa" w:w="850"/>
+            <w:vAlign w:val="center"/>
+          </w:tcPr>
+          <w:p>
+            <w:pPr>
+              <w:spacing w:before="20" w:after="20"/>
+              <w:jc w:val="right"/>
+            </w:pPr>
+            <w:r>
+              <w:rPr>
+                <w:rFonts w:ascii="游ゴシック" w:hAnsi="游ゴシック" w:eastAsia="游ゴシック"/>
+                <w:b w:val="0"/>
+                <w:i w:val="0"/>
+                <w:sz w:val="17"/>
+              </w:rPr>
+              <w:t>119.8</w:t>
+            </w:r>
+          </w:p>
+        </w:tc>
+        <w:tc>
+          <w:tcPr>
+            <w:tcW w:type="dxa" w:w="850"/>
+            <w:vAlign w:val="center"/>
+          </w:tcPr>
+          <w:p>
+            <w:pPr>
+              <w:spacing w:before="20" w:after="20"/>
+              <w:jc w:val="right"/>
+            </w:pPr>
+            <w:r>
+              <w:rPr>
+                <w:rFonts w:ascii="游ゴシック" w:hAnsi="游ゴシック" w:eastAsia="游ゴシック"/>
+                <w:b w:val="0"/>
+                <w:i w:val="0"/>
+                <w:sz w:val="17"/>
+              </w:rPr>
+              <w:t>122.2</w:t>
+            </w:r>
+          </w:p>
+        </w:tc>
+        <w:tc>
+          <w:tcPr>
+            <w:tcW w:type="dxa" w:w="1020"/>
+            <w:vAlign w:val="center"/>
+          </w:tcPr>
+          <w:p>
+            <w:pPr>
+              <w:spacing w:before="20" w:after="20"/>
+              <w:jc w:val="right"/>
+            </w:pPr>
+            <w:r>
+              <w:rPr>
+                <w:rFonts w:ascii="游ゴシック" w:hAnsi="游ゴシック" w:eastAsia="游ゴシック"/>
+                <w:b w:val="0"/>
+                <w:i w:val="0"/>
+                <w:sz w:val="17"/>
+              </w:rPr>
+              <w:t>2050年</w:t>
+            </w:r>
+          </w:p>
+        </w:tc>
+        <w:tc>
+          <w:tcPr>
+            <w:tcW w:type="dxa" w:w="1077"/>
+            <w:vAlign w:val="center"/>
+          </w:tcPr>
+          <w:p>
+            <w:pPr>
+              <w:spacing w:before="20" w:after="20"/>
+              <w:jc w:val="right"/>
+            </w:pPr>
+            <w:r>
+              <w:rPr>
+                <w:rFonts w:ascii="游ゴシック" w:hAnsi="游ゴシック" w:eastAsia="游ゴシック"/>
+                <w:b w:val="0"/>
+                <w:i w:val="0"/>
+                <w:sz w:val="17"/>
+              </w:rPr>
+              <w:t>133.6</w:t>
+            </w:r>
+          </w:p>
+        </w:tc>
+        <w:tc>
+          <w:tcPr>
+            <w:tcW w:type="dxa" w:w="1077"/>
+            <w:vAlign w:val="center"/>
+          </w:tcPr>
+          <w:p>
+            <w:pPr>
+              <w:spacing w:before="20" w:after="20"/>
+              <w:jc w:val="right"/>
+            </w:pPr>
+            <w:r>
+              <w:rPr>
+                <w:rFonts w:ascii="游ゴシック" w:hAnsi="游ゴシック" w:eastAsia="游ゴシック"/>
+                <w:b w:val="0"/>
+                <w:i w:val="0"/>
+                <w:sz w:val="17"/>
+              </w:rPr>
+              <w:t>136.0</w:t>
+            </w:r>
+          </w:p>
+        </w:tc>
+      </w:tr>
+    </w:tbl>
+    <w:p>
+      <w:pPr>
+        <w:spacing w:after="40"/>
+      </w:pPr>
+    </w:p>
+    <w:p>
+      <w:pPr>
+        <w:spacing w:before="60" w:after="60"/>
+      </w:pPr>
+      <w:r>
+        <w:rPr>
+          <w:rFonts w:ascii="游ゴシック" w:hAnsi="游ゴシック" w:eastAsia="游ゴシック"/>
+          <w:b/>
+          <w:i w:val="0"/>
+          <w:sz w:val="21"/>
+        </w:rPr>
+        <w:t>本町の介護給付の需要は、2040年に106.4、2045年に107.3でピークを迎え、2050年には101.0と2025年並みに戻ります。</w:t>
+      </w:r>
+      <w:r>
+        <w:rPr>
+          <w:rFonts w:ascii="游ゴシック" w:hAnsi="游ゴシック" w:eastAsia="游ゴシック"/>
+          <w:b w:val="0"/>
+          <w:i w:val="0"/>
+          <w:sz w:val="21"/>
+        </w:rPr>
+        <w:t xml:space="preserve"> 県中圏域（2040年126.2）や全国（同124.2）より伸びがはるかに小さく、2050年には2025年並みに戻る点が異なります。</w:t>
+      </w:r>
+    </w:p>
+    <w:p>
+      <w:pPr>
+        <w:spacing w:before="60" w:after="60"/>
+      </w:pPr>
+      <w:r>
+        <w:rPr>
+          <w:rFonts w:ascii="游ゴシック" w:hAnsi="游ゴシック" w:eastAsia="游ゴシック"/>
+          <w:b/>
+          <w:i w:val="0"/>
+          <w:sz w:val="21"/>
+        </w:rPr>
+        <w:t>素案 第6章11の推計（年齢階層別認定率×推計人口×認定者1人当たり給付費）と、形がよく一致します。</w:t>
+      </w:r>
+      <w:r>
+        <w:rPr>
+          <w:rFonts w:ascii="游ゴシック" w:hAnsi="游ゴシック" w:eastAsia="游ゴシック"/>
+          <w:b w:val="0"/>
+          <w:i w:val="0"/>
+          <w:sz w:val="21"/>
+        </w:rPr>
+        <w:t xml:space="preserve"> 素案の総給付費を令和7年＝100とすると、令和22年108.8、令和27年109.0、令和32年101.0で、同じく令和27年（2045年）頃にピークを迎え、令和32年には令和7年並みに戻ります。</w:t>
+      </w:r>
+      <w:r>
+        <w:rPr>
+          <w:rFonts w:ascii="游ゴシック" w:hAnsi="游ゴシック" w:eastAsia="游ゴシック"/>
+          <w:b/>
+          <w:i w:val="0"/>
+          <w:sz w:val="21"/>
+        </w:rPr>
+        <w:t>方法もデータ源も異なる2つの推計が同じ形を示したことで、第6章11の見通しの裏づけになります。</w:t>
+      </w:r>
+    </w:p>
+    <w:p>
+      <w:pPr>
+        <w:spacing w:before="60" w:after="60"/>
+      </w:pPr>
+      <w:r>
+        <w:rPr>
+          <w:rFonts w:ascii="游ゴシック" w:hAnsi="游ゴシック" w:eastAsia="游ゴシック"/>
+          <w:b/>
+          <w:i w:val="0"/>
+          <w:sz w:val="21"/>
+        </w:rPr>
+        <w:t>区分別では、施設系・居住系・多機能系の伸びが訪問系・通所系より大きくなります</w:t>
+      </w:r>
+      <w:r>
+        <w:rPr>
+          <w:rFonts w:ascii="游ゴシック" w:hAnsi="游ゴシック" w:eastAsia="游ゴシック"/>
+          <w:b w:val="0"/>
+          <w:i w:val="0"/>
+          <w:sz w:val="21"/>
+        </w:rPr>
+        <w:t>（2045年：施設系111.0、居住系119.8、多機能系116.6に対し、訪問系104.4、通所系106.7）。施設・居住系の利用が多い高い年齢層の割合が高まるためとみられます。第6章8（施設の整備方針）と第6章12の検討材料になります。</w:t>
+      </w:r>
+    </w:p>
+    <w:p>
+      <w:pPr>
+        <w:spacing w:before="40" w:after="160"/>
+        <w:ind w:left="113"/>
+      </w:pPr>
+      <w:r>
+        <w:rPr>
+          <w:rFonts w:ascii="游ゴシック" w:hAnsi="游ゴシック" w:eastAsia="游ゴシック"/>
+          <w:b w:val="0"/>
+          <w:i w:val="0"/>
+          <w:sz w:val="17"/>
+        </w:rPr>
+        <w:t>出典：厚生労働科学研究班「介護SCR」将来推計（SCRPACKRWELPRED2025_2050）。利用者住所地ベース。小規模な市町村では値の振れが大きくなる点に留意（留意点の資料）。</w:t>
+      </w:r>
+    </w:p>
+    <w:p>
+      <w:pPr>
+        <w:pStyle w:val="Heading1"/>
+        <w:keepNext/>
+        <w:spacing w:before="240" w:after="100"/>
+      </w:pPr>
+      <w:bookmarkStart w:id="105" w:name="_Toc_005"/>
+      <w:r>
+        <w:rPr>
+          <w:rFonts w:ascii="游ゴシック" w:hAnsi="游ゴシック" w:eastAsia="游ゴシック"/>
+          <w:b/>
+          <w:i w:val="0"/>
+          <w:color w:val="2E74B5"/>
+          <w:sz w:val="30"/>
+        </w:rPr>
+        <w:t>5　素案への反映案</w:t>
+      </w:r>
+      <w:bookmarkEnd w:id="105"/>
+    </w:p>
+    <w:p>
+      <w:pPr>
+        <w:keepNext/>
+        <w:spacing w:before="200" w:after="40"/>
+      </w:pPr>
+      <w:r>
+        <w:rPr>
+          <w:rFonts w:ascii="游ゴシック" w:hAnsi="游ゴシック" w:eastAsia="游ゴシック"/>
+          <w:b/>
+          <w:i w:val="0"/>
+          <w:color w:val="1F4D78"/>
+          <w:sz w:val="22"/>
+        </w:rPr>
+        <w:t>【表4】素案への反映案</w:t>
       </w:r>
     </w:p>
     <w:tbl>
@@ -4308,7 +6322,6 @@
           </w:tcPr>
           <w:p>
             <w:pPr>
-              <w:keepNext/>
               <w:spacing w:before="20" w:after="20"/>
             </w:pPr>
             <w:r>
@@ -4329,7 +6342,6 @@
           </w:tcPr>
           <w:p>
             <w:pPr>
-              <w:keepNext/>
               <w:spacing w:before="20" w:after="20"/>
             </w:pPr>
             <w:r>
@@ -4352,6 +6364,7 @@
           </w:tcPr>
           <w:p>
             <w:pPr>
+              <w:keepNext/>
               <w:spacing w:before="20" w:after="20"/>
             </w:pPr>
             <w:r>
@@ -4372,6 +6385,7 @@
           </w:tcPr>
           <w:p>
             <w:pPr>
+              <w:keepNext/>
               <w:spacing w:before="20" w:after="20"/>
             </w:pPr>
             <w:r>
@@ -4382,6 +6396,48 @@
                 <w:sz w:val="17"/>
               </w:rPr>
               <w:t>通院等乗降介助の介護SCRを、移送・外出支援の根拠として加える</w:t>
+            </w:r>
+          </w:p>
+        </w:tc>
+      </w:tr>
+      <w:tr>
+        <w:tc>
+          <w:tcPr>
+            <w:tcW w:type="dxa" w:w="2835"/>
+            <w:vAlign w:val="center"/>
+          </w:tcPr>
+          <w:p>
+            <w:pPr>
+              <w:spacing w:before="20" w:after="20"/>
+            </w:pPr>
+            <w:r>
+              <w:rPr>
+                <w:rFonts w:ascii="游ゴシック" w:hAnsi="游ゴシック" w:eastAsia="游ゴシック"/>
+                <w:b w:val="0"/>
+                <w:i w:val="0"/>
+                <w:sz w:val="17"/>
+              </w:rPr>
+              <w:t>第6章11（中長期の見通し）</w:t>
+            </w:r>
+          </w:p>
+        </w:tc>
+        <w:tc>
+          <w:tcPr>
+            <w:tcW w:type="dxa" w:w="6917"/>
+            <w:vAlign w:val="center"/>
+          </w:tcPr>
+          <w:p>
+            <w:pPr>
+              <w:spacing w:before="20" w:after="20"/>
+            </w:pPr>
+            <w:r>
+              <w:rPr>
+                <w:rFonts w:ascii="游ゴシック" w:hAnsi="游ゴシック" w:eastAsia="游ゴシック"/>
+                <w:b w:val="0"/>
+                <w:i w:val="0"/>
+                <w:sz w:val="17"/>
+              </w:rPr>
+              <w:t>介護SCRの将来推計を併記し、2つの推計が同じ形（2045年頃にピーク）を示すことを書く</w:t>
             </w:r>
           </w:p>
         </w:tc>
@@ -4412,7 +6468,7 @@
         <w:keepNext/>
         <w:spacing w:before="240" w:after="100"/>
       </w:pPr>
-      <w:bookmarkStart w:id="105" w:name="_Toc_005"/>
+      <w:bookmarkStart w:id="106" w:name="_Toc_006"/>
       <w:r>
         <w:rPr>
           <w:rFonts w:ascii="游ゴシック" w:hAnsi="游ゴシック" w:eastAsia="游ゴシック"/>
@@ -4421,9 +6477,9 @@
           <w:color w:val="2E74B5"/>
           <w:sz w:val="30"/>
         </w:rPr>
-        <w:t>5　見える化システムから出力をお願いしたいもの</w:t>
+        <w:t>6　見える化システムから出力をお願いしたいもの</w:t>
       </w:r>
-      <w:bookmarkEnd w:id="105"/>
+      <w:bookmarkEnd w:id="106"/>
     </w:p>
     <w:p>
       <w:pPr>
@@ -4479,7 +6535,7 @@
           <w:color w:val="1F4D78"/>
           <w:sz w:val="22"/>
         </w:rPr>
-        <w:t>【表4】見える化システムから出力をお願いしたい指標</w:t>
+        <w:t>【表5】見える化システムから出力をお願いしたい指標</w:t>
       </w:r>
     </w:p>
     <w:tbl>
@@ -5318,7 +7374,7 @@
           <w:color w:val="1F4D78"/>
           <w:sz w:val="22"/>
         </w:rPr>
-        <w:t>【表5】IDが分からない新しい指標</w:t>
+        <w:t>【表6】IDが分からない新しい指標</w:t>
       </w:r>
     </w:p>
     <w:tbl>

--- a/小野町_引継ぎ_整理済/11_見える化出力依頼/小野町_介護SCRの確認と見える化の出力依頼_20261020.docx
+++ b/小野町_引継ぎ_整理済/11_見える化出力依頼/小野町_介護SCRの確認と見える化の出力依頼_20261020.docx
@@ -6459,7 +6459,7 @@
           <w:i w:val="0"/>
           <w:sz w:val="21"/>
         </w:rPr>
-        <w:t>ご了承いただければ第14版に反映します。</w:t>
+        <w:t>素案の第14版（令和8年10月20日）に反映しました。</w:t>
       </w:r>
     </w:p>
     <w:p>
